--- a/Pregrado/Creatividad y pensamiento innovador/Clases/Recursos/ACAs/Quiz 1 (6%) - guia del cuestionario.docx
+++ b/Pregrado/Creatividad y pensamiento innovador/Clases/Recursos/ACAs/Quiz 1 (6%) - guia del cuestionario.docx
@@ -794,7 +794,7 @@
           <w:color w:val="2B2B2B"/>
           <w:sz w:val="22"/>
         </w:rPr>
-        <w:t xml:space="preserve">Temario trabajado en clase </w:t>
+        <w:t xml:space="preserve">Sesiones </w:t>
       </w:r>
       <w:r>
         <w:rPr>
@@ -803,7 +803,7 @@
           <w:color w:val="2B2B2B"/>
           <w:sz w:val="22"/>
         </w:rPr>
-        <w:t>hasta el cierre</w:t>
+        <w:t>ya dictadas</w:t>
       </w:r>
       <w:r>
         <w:rPr>
@@ -812,7 +812,7 @@
           <w:color w:val="2B2B2B"/>
           <w:sz w:val="22"/>
         </w:rPr>
-        <w:t xml:space="preserve"> (19/08/2026):</w:t>
+        <w:t xml:space="preserve"> cuando cierra este cuestionario (19/08/2026) — eso es lo que entra:</w:t>
       </w:r>
     </w:p>
     <w:p>
@@ -826,7 +826,7 @@
           <w:color w:val="2B2B2B"/>
           <w:sz w:val="22"/>
         </w:rPr>
-        <w:t>Sesión 02</w:t>
+        <w:t>Ninguna sesión de tema cae antes de este cierre.</w:t>
       </w:r>
       <w:r>
         <w:rPr>
@@ -835,7 +835,25 @@
           <w:color w:val="2B2B2B"/>
           <w:sz w:val="22"/>
         </w:rPr>
-        <w:t xml:space="preserve"> (19/08/2026) — Creatividad/innovación en I+D · Design Thinking y técnicas</w:t>
+        <w:t xml:space="preserve"> Lo que entra es la </w:t>
+      </w:r>
+      <w:r>
+        <w:rPr>
+          <w:rFonts w:ascii="Calibri" w:hAnsi="Calibri"/>
+          <w:b/>
+          <w:color w:val="2B2B2B"/>
+          <w:sz w:val="22"/>
+        </w:rPr>
+        <w:t>lectura autónoma de la Sesión 01</w:t>
+      </w:r>
+      <w:r>
+        <w:rPr>
+          <w:rFonts w:ascii="Calibri" w:hAnsi="Calibri"/>
+          <w:b w:val="0"/>
+          <w:color w:val="2B2B2B"/>
+          <w:sz w:val="22"/>
+        </w:rPr>
+        <w:t xml:space="preserve"> y lo que el Docente haya publicado en CDigital: nada de lo que se dicta en las sesiones siguientes.</w:t>
       </w:r>
     </w:p>
     <w:p>
@@ -864,7 +882,117 @@
           <w:color w:val="2B2B2B"/>
           <w:sz w:val="22"/>
         </w:rPr>
-        <w:t xml:space="preserve"> cuestionario del curso: entra todo lo trabajado hasta su cierre.</w:t>
+        <w:t xml:space="preserve"> cuestionario del curso y su ventana termina </w:t>
+      </w:r>
+      <w:r>
+        <w:rPr>
+          <w:rFonts w:ascii="Calibri" w:hAnsi="Calibri"/>
+          <w:b/>
+          <w:color w:val="2B2B2B"/>
+          <w:sz w:val="22"/>
+        </w:rPr>
+        <w:t>el día de la primera clase de tema</w:t>
+      </w:r>
+      <w:r>
+        <w:rPr>
+          <w:rFonts w:ascii="Calibri" w:hAnsi="Calibri"/>
+          <w:b w:val="0"/>
+          <w:color w:val="2B2B2B"/>
+          <w:sz w:val="22"/>
+        </w:rPr>
+        <w:t>: por eso la lista de arriba está vacía.</w:t>
+      </w:r>
+    </w:p>
+    <w:p>
+      <w:r>
+        <w:rPr>
+          <w:rFonts w:ascii="Calibri" w:hAnsi="Calibri"/>
+          <w:b/>
+          <w:color w:val="2B2B2B"/>
+          <w:sz w:val="22"/>
+        </w:rPr>
+        <w:t>Lo que NO entra:</w:t>
+      </w:r>
+      <w:r>
+        <w:rPr>
+          <w:rFonts w:ascii="Calibri" w:hAnsi="Calibri"/>
+          <w:b w:val="0"/>
+          <w:color w:val="2B2B2B"/>
+          <w:sz w:val="22"/>
+        </w:rPr>
+        <w:t xml:space="preserve"> la </w:t>
+      </w:r>
+      <w:r>
+        <w:rPr>
+          <w:rFonts w:ascii="Calibri" w:hAnsi="Calibri"/>
+          <w:b/>
+          <w:color w:val="2B2B2B"/>
+          <w:sz w:val="22"/>
+        </w:rPr>
+        <w:t>Sesión 02</w:t>
+      </w:r>
+      <w:r>
+        <w:rPr>
+          <w:rFonts w:ascii="Calibri" w:hAnsi="Calibri"/>
+          <w:b w:val="0"/>
+          <w:color w:val="2B2B2B"/>
+          <w:sz w:val="22"/>
+        </w:rPr>
+        <w:t xml:space="preserve"> (19/08/2026 — Creatividad/innovación en I+D · Design Thinking y técnicas) se dicta </w:t>
+      </w:r>
+      <w:r>
+        <w:rPr>
+          <w:rFonts w:ascii="Calibri" w:hAnsi="Calibri"/>
+          <w:b/>
+          <w:color w:val="2B2B2B"/>
+          <w:sz w:val="22"/>
+        </w:rPr>
+        <w:t>el mismo día</w:t>
+      </w:r>
+      <w:r>
+        <w:rPr>
+          <w:rFonts w:ascii="Calibri" w:hAnsi="Calibri"/>
+          <w:b w:val="0"/>
+          <w:color w:val="2B2B2B"/>
+          <w:sz w:val="22"/>
+        </w:rPr>
+        <w:t xml:space="preserve"> en que cierra el cuestionario, así que su tema </w:t>
+      </w:r>
+      <w:r>
+        <w:rPr>
+          <w:rFonts w:ascii="Calibri" w:hAnsi="Calibri"/>
+          <w:b/>
+          <w:color w:val="2B2B2B"/>
+          <w:sz w:val="22"/>
+        </w:rPr>
+        <w:t>queda fuera</w:t>
+      </w:r>
+      <w:r>
+        <w:rPr>
+          <w:rFonts w:ascii="Calibri" w:hAnsi="Calibri"/>
+          <w:b w:val="0"/>
+          <w:color w:val="2B2B2B"/>
+          <w:sz w:val="22"/>
+        </w:rPr>
+        <w:t xml:space="preserve">: no se te pregunta algo que todavía no has visto en clase. Ese tema entra en </w:t>
+      </w:r>
+      <w:r>
+        <w:rPr>
+          <w:rFonts w:ascii="Calibri" w:hAnsi="Calibri"/>
+          <w:b/>
+          <w:color w:val="2B2B2B"/>
+          <w:sz w:val="22"/>
+        </w:rPr>
+        <w:t>Parcial 1</w:t>
+      </w:r>
+      <w:r>
+        <w:rPr>
+          <w:rFonts w:ascii="Calibri" w:hAnsi="Calibri"/>
+          <w:b w:val="0"/>
+          <w:color w:val="2B2B2B"/>
+          <w:sz w:val="22"/>
+        </w:rPr>
+        <w:t>.</w:t>
       </w:r>
     </w:p>
     <w:p>
@@ -1398,19 +1526,11 @@
       <w:r>
         <w:rPr>
           <w:rFonts w:ascii="Calibri" w:hAnsi="Calibri"/>
-          <w:b w:val="0"/>
+          <w:b/>
           <w:color w:val="2B2B2B"/>
           <w:sz w:val="22"/>
         </w:rPr>
-        <w:t>Repasa el deck y tus apuntes de cada sesión (</w:t>
-      </w:r>
-      <w:r>
-        <w:rPr>
-          <w:rFonts w:ascii="Consolas" w:hAnsi="Consolas"/>
-          <w:color w:val="111111"/>
-          <w:sz w:val="21"/>
-        </w:rPr>
-        <w:t>Clases/Sesion NN - …/Presentacion.pptx</w:t>
+        <w:t>Ojo con el alcance:</w:t>
       </w:r>
       <w:r>
         <w:rPr>
@@ -1419,21 +1539,7 @@
           <w:color w:val="2B2B2B"/>
           <w:sz w:val="22"/>
         </w:rPr>
-        <w:t>).</w:t>
-      </w:r>
-    </w:p>
-    <w:p>
-      <w:pPr>
-        <w:pStyle w:val="ListBullet"/>
-      </w:pPr>
-      <w:r>
-        <w:rPr>
-          <w:rFonts w:ascii="Calibri" w:hAnsi="Calibri"/>
-          <w:b w:val="0"/>
-          <w:color w:val="2B2B2B"/>
-          <w:sz w:val="22"/>
-        </w:rPr>
-        <w:t xml:space="preserve">Ten a mano la </w:t>
+        <w:t xml:space="preserve"> antes de este cierre no se ha dictado tema en clase (punto 3). Entra la </w:t>
       </w:r>
       <w:r>
         <w:rPr>
@@ -1451,7 +1557,25 @@
           <w:color w:val="2B2B2B"/>
           <w:sz w:val="22"/>
         </w:rPr>
-        <w:t xml:space="preserve"> (Propuesta de Innovación · creatividad e inteligencia emocional).</w:t>
+        <w:t xml:space="preserve"> y lo que el Docente haya publicado en CDigital; </w:t>
+      </w:r>
+      <w:r>
+        <w:rPr>
+          <w:rFonts w:ascii="Calibri" w:hAnsi="Calibri"/>
+          <w:b/>
+          <w:color w:val="2B2B2B"/>
+          <w:sz w:val="22"/>
+        </w:rPr>
+        <w:t>no</w:t>
+      </w:r>
+      <w:r>
+        <w:rPr>
+          <w:rFonts w:ascii="Calibri" w:hAnsi="Calibri"/>
+          <w:b w:val="0"/>
+          <w:color w:val="2B2B2B"/>
+          <w:sz w:val="22"/>
+        </w:rPr>
+        <w:t xml:space="preserve"> entra nada de las sesiones que vienen después.</w:t>
       </w:r>
     </w:p>
     <w:p>
@@ -1461,20 +1585,11 @@
       <w:r>
         <w:rPr>
           <w:rFonts w:ascii="Calibri" w:hAnsi="Calibri"/>
-          <w:b w:val="0"/>
-          <w:color w:val="2B2B2B"/>
-          <w:sz w:val="22"/>
-        </w:rPr>
-        <w:t xml:space="preserve">Distingue </w:t>
-      </w:r>
-      <w:r>
-        <w:rPr>
-          <w:rFonts w:ascii="Calibri" w:hAnsi="Calibri"/>
           <w:b/>
           <w:color w:val="2B2B2B"/>
           <w:sz w:val="22"/>
         </w:rPr>
-        <w:t>creatividad</w:t>
+        <w:t>Lectura autónoma de la Sesión 01</w:t>
       </w:r>
       <w:r>
         <w:rPr>
@@ -1483,93 +1598,7 @@
           <w:color w:val="2B2B2B"/>
           <w:sz w:val="22"/>
         </w:rPr>
-        <w:t xml:space="preserve"> de </w:t>
-      </w:r>
-      <w:r>
-        <w:rPr>
-          <w:rFonts w:ascii="Calibri" w:hAnsi="Calibri"/>
-          <w:b/>
-          <w:color w:val="2B2B2B"/>
-          <w:sz w:val="22"/>
-        </w:rPr>
-        <w:t>innovación</w:t>
-      </w:r>
-      <w:r>
-        <w:rPr>
-          <w:rFonts w:ascii="Calibri" w:hAnsi="Calibri"/>
-          <w:b w:val="0"/>
-          <w:color w:val="2B2B2B"/>
-          <w:sz w:val="22"/>
-        </w:rPr>
-        <w:t xml:space="preserve"> y </w:t>
-      </w:r>
-      <w:r>
-        <w:rPr>
-          <w:rFonts w:ascii="Calibri" w:hAnsi="Calibri"/>
-          <w:b/>
-          <w:color w:val="2B2B2B"/>
-          <w:sz w:val="22"/>
-        </w:rPr>
-        <w:t>pensamiento divergente</w:t>
-      </w:r>
-      <w:r>
-        <w:rPr>
-          <w:rFonts w:ascii="Calibri" w:hAnsi="Calibri"/>
-          <w:b w:val="0"/>
-          <w:color w:val="2B2B2B"/>
-          <w:sz w:val="22"/>
-        </w:rPr>
-        <w:t xml:space="preserve"> de </w:t>
-      </w:r>
-      <w:r>
-        <w:rPr>
-          <w:rFonts w:ascii="Calibri" w:hAnsi="Calibri"/>
-          <w:b/>
-          <w:color w:val="2B2B2B"/>
-          <w:sz w:val="22"/>
-        </w:rPr>
-        <w:t>convergente</w:t>
-      </w:r>
-      <w:r>
-        <w:rPr>
-          <w:rFonts w:ascii="Calibri" w:hAnsi="Calibri"/>
-          <w:b w:val="0"/>
-          <w:color w:val="2B2B2B"/>
-          <w:sz w:val="22"/>
-        </w:rPr>
-        <w:t>, con ejemplos propios.</w:t>
-      </w:r>
-    </w:p>
-    <w:p>
-      <w:pPr>
-        <w:pStyle w:val="ListBullet"/>
-      </w:pPr>
-      <w:r>
-        <w:rPr>
-          <w:rFonts w:ascii="Calibri" w:hAnsi="Calibri"/>
-          <w:b w:val="0"/>
-          <w:color w:val="2B2B2B"/>
-          <w:sz w:val="22"/>
-        </w:rPr>
-        <w:t xml:space="preserve">Repasa los </w:t>
-      </w:r>
-      <w:r>
-        <w:rPr>
-          <w:rFonts w:ascii="Calibri" w:hAnsi="Calibri"/>
-          <w:b/>
-          <w:color w:val="2B2B2B"/>
-          <w:sz w:val="22"/>
-        </w:rPr>
-        <w:t>tipos de innovación</w:t>
-      </w:r>
-      <w:r>
-        <w:rPr>
-          <w:rFonts w:ascii="Calibri" w:hAnsi="Calibri"/>
-          <w:b w:val="0"/>
-          <w:color w:val="2B2B2B"/>
-          <w:sz w:val="22"/>
-        </w:rPr>
-        <w:t xml:space="preserve"> del Manual de Oslo / OCDE y para qué sirve cada herramienta (Design Thinking, FODA, Canvas, MVP, vigilancia tecnológica).</w:t>
+        <w:t xml:space="preserve"> (U1–U2 · Propuesta de Innovación · creatividad e inteligencia emocional): ten claro qué es la Propuesta de Innovación —el producto conductor del curso— y qué papel juega la inteligencia emocional en el trabajo creativo.</w:t>
       </w:r>
     </w:p>
     <w:p>
@@ -1592,7 +1621,7 @@
           <w:color w:val="2B2B2B"/>
           <w:sz w:val="22"/>
         </w:rPr>
-        <w:t>tu propia propuesta</w:t>
+        <w:t>tu propia Propuesta de Innovación</w:t>
       </w:r>
       <w:r>
         <w:rPr>
@@ -2909,7 +2938,25 @@
           <w:color w:val="2B2B2B"/>
           <w:sz w:val="22"/>
         </w:rPr>
-        <w:t xml:space="preserve">Cierra el día de la </w:t>
+        <w:t xml:space="preserve">Cierra </w:t>
+      </w:r>
+      <w:r>
+        <w:rPr>
+          <w:rFonts w:ascii="Calibri" w:hAnsi="Calibri"/>
+          <w:b/>
+          <w:color w:val="2B2B2B"/>
+          <w:sz w:val="22"/>
+        </w:rPr>
+        <w:t>el día</w:t>
+      </w:r>
+      <w:r>
+        <w:rPr>
+          <w:rFonts w:ascii="Calibri" w:hAnsi="Calibri"/>
+          <w:b w:val="0"/>
+          <w:color w:val="2B2B2B"/>
+          <w:sz w:val="22"/>
+        </w:rPr>
+        <w:t xml:space="preserve"> de la </w:t>
       </w:r>
       <w:r>
         <w:rPr>
@@ -2927,7 +2974,88 @@
           <w:color w:val="2B2B2B"/>
           <w:sz w:val="22"/>
         </w:rPr>
-        <w:t xml:space="preserve"> (creatividad/innovación en I+D · Design Thinking y técnicas de ideación).</w:t>
+        <w:t xml:space="preserve"> (Creatividad/innovación en I+D · Design Thinking y técnicas), que por eso </w:t>
+      </w:r>
+      <w:r>
+        <w:rPr>
+          <w:rFonts w:ascii="Calibri" w:hAnsi="Calibri"/>
+          <w:b/>
+          <w:color w:val="2B2B2B"/>
+          <w:sz w:val="22"/>
+        </w:rPr>
+        <w:t>no</w:t>
+      </w:r>
+      <w:r>
+        <w:rPr>
+          <w:rFonts w:ascii="Calibri" w:hAnsi="Calibri"/>
+          <w:b w:val="0"/>
+          <w:color w:val="2B2B2B"/>
+          <w:sz w:val="22"/>
+        </w:rPr>
+        <w:t xml:space="preserve"> entra: antes de esa fecha </w:t>
+      </w:r>
+      <w:r>
+        <w:rPr>
+          <w:rFonts w:ascii="Calibri" w:hAnsi="Calibri"/>
+          <w:b/>
+          <w:color w:val="2B2B2B"/>
+          <w:sz w:val="22"/>
+        </w:rPr>
+        <w:t>no</w:t>
+      </w:r>
+      <w:r>
+        <w:rPr>
+          <w:rFonts w:ascii="Calibri" w:hAnsi="Calibri"/>
+          <w:b w:val="0"/>
+          <w:color w:val="2B2B2B"/>
+          <w:sz w:val="22"/>
+        </w:rPr>
+        <w:t xml:space="preserve"> se ha dictado tema en clase, así que se resuelve con la </w:t>
+      </w:r>
+      <w:r>
+        <w:rPr>
+          <w:rFonts w:ascii="Calibri" w:hAnsi="Calibri"/>
+          <w:b/>
+          <w:color w:val="2B2B2B"/>
+          <w:sz w:val="22"/>
+        </w:rPr>
+        <w:t>lectura autónoma de la Sesión 01</w:t>
+      </w:r>
+      <w:r>
+        <w:rPr>
+          <w:rFonts w:ascii="Calibri" w:hAnsi="Calibri"/>
+          <w:b w:val="0"/>
+          <w:color w:val="2B2B2B"/>
+          <w:sz w:val="22"/>
+        </w:rPr>
+        <w:t xml:space="preserve"> y con el encuadre. Es el </w:t>
+      </w:r>
+      <w:r>
+        <w:rPr>
+          <w:rFonts w:ascii="Calibri" w:hAnsi="Calibri"/>
+          <w:b/>
+          <w:color w:val="2B2B2B"/>
+          <w:sz w:val="22"/>
+        </w:rPr>
+        <w:t>único</w:t>
+      </w:r>
+      <w:r>
+        <w:rPr>
+          <w:rFonts w:ascii="Calibri" w:hAnsi="Calibri"/>
+          <w:b w:val="0"/>
+          <w:color w:val="2B2B2B"/>
+          <w:sz w:val="22"/>
+        </w:rPr>
+        <w:t xml:space="preserve"> cuestionario del curso que cae antes de la primera clase de tema. </w:t>
+      </w:r>
+      <w:r>
+        <w:rPr>
+          <w:rFonts w:ascii="Calibri" w:hAnsi="Calibri"/>
+          <w:b/>
+          <w:color w:val="2B2B2B"/>
+          <w:sz w:val="22"/>
+        </w:rPr>
+        <w:t>Manual de Oslo, tipos de innovación, FODA, Canvas, MVP y vigilancia tecnológica se dictan después: no entran aquí.</w:t>
       </w:r>
     </w:p>
     <w:p>

--- a/Pregrado/Creatividad y pensamiento innovador/Clases/Recursos/ACAs/Quiz 1 (6%) - guia del cuestionario.docx
+++ b/Pregrado/Creatividad y pensamiento innovador/Clases/Recursos/ACAs/Quiz 1 (6%) - guia del cuestionario.docx
@@ -1058,6 +1058,58 @@
           <w:sz w:val="22"/>
         </w:rPr>
         <w:t xml:space="preserve"> y se retomó al abrir la Sesión 02, así que también hace parte del temario: U1–U2 (Propuesta de Innovación · creatividad e inteligencia emocional) → lectura autónoma; se retoma al abrir la Sesión 02.</w:t>
+      </w:r>
+    </w:p>
+    <w:p>
+      <w:r>
+        <w:rPr>
+          <w:rFonts w:ascii="Calibri" w:hAnsi="Calibri"/>
+          <w:b/>
+          <w:color w:val="2B2B2B"/>
+          <w:sz w:val="22"/>
+        </w:rPr>
+        <w:t>Material de estudio publicado aparte del deck:</w:t>
+      </w:r>
+    </w:p>
+    <w:p>
+      <w:pPr>
+        <w:pStyle w:val="ListBullet"/>
+      </w:pPr>
+      <w:r>
+        <w:rPr>
+          <w:rFonts w:ascii="Calibri" w:hAnsi="Calibri"/>
+          <w:b/>
+          <w:color w:val="2B2B2B"/>
+          <w:sz w:val="22"/>
+        </w:rPr>
+        <w:t>Material de estudio U2 — Bloqueadores y ensanchadores de la creatividad</w:t>
+      </w:r>
+      <w:r>
+        <w:rPr>
+          <w:rFonts w:ascii="Calibri" w:hAnsi="Calibri"/>
+          <w:b w:val="0"/>
+          <w:color w:val="2B2B2B"/>
+          <w:sz w:val="22"/>
+        </w:rPr>
+        <w:t xml:space="preserve">: publicado en la carpeta de la Sesión 01 y en el aula, pero </w:t>
+      </w:r>
+      <w:r>
+        <w:rPr>
+          <w:rFonts w:ascii="Calibri" w:hAnsi="Calibri"/>
+          <w:b/>
+          <w:color w:val="2B2B2B"/>
+          <w:sz w:val="22"/>
+        </w:rPr>
+        <w:t>NO entra en Quiz 1</w:t>
+      </w:r>
+      <w:r>
+        <w:rPr>
+          <w:rFonts w:ascii="Calibri" w:hAnsi="Calibri"/>
+          <w:b w:val="0"/>
+          <w:color w:val="2B2B2B"/>
+          <w:sz w:val="22"/>
+        </w:rPr>
+        <w:t>, tal como dice su propia consigna. Entra a partir del siguiente cuestionario.</w:t>
       </w:r>
     </w:p>
     <w:p>
